--- a/pr-preview/pr-301/chapters/word-choice-tracked-changes.docx
+++ b/pr-preview/pr-301/chapters/word-choice-tracked-changes.docx
@@ -26,7 +26,7 @@
       </w:pPr>
       <w:ins w:id="2" w:author="PR Preview" w:date="2026-01-01T00:00:00Z">
         <w:r>
-          <w:t xml:space="preserve">Last modified: 2026-10-19 02:08:03 (PDT)</w:t>
+          <w:t xml:space="preserve">Last modified: 2026-10-19 02:23:56 (PDT)</w:t>
         </w:r>
       </w:ins>
     </w:p>

--- a/pr-preview/pr-301/chapters/word-choice-tracked-changes.docx
+++ b/pr-preview/pr-301/chapters/word-choice-tracked-changes.docx
@@ -16,7 +16,7 @@
       </w:pPr>
       <w:del w:id="1" w:author="PR Preview" w:date="2026-01-01T00:00:00Z">
         <w:r>
-          <w:delText xml:space="preserve">Last modified: 2026-10-19 01:18:03 (PDT)</w:delText>
+          <w:delText xml:space="preserve">Last modified: 2026-10-19 10:00:51 (PDT)</w:delText>
         </w:r>
       </w:del>
     </w:p>
@@ -26,7 +26,7 @@
       </w:pPr>
       <w:ins w:id="2" w:author="PR Preview" w:date="2026-01-01T00:00:00Z">
         <w:r>
-          <w:t xml:space="preserve">Last modified: 2026-10-19 02:23:56 (PDT)</w:t>
+          <w:t xml:space="preserve">Last modified: 2026-10-19 10:28:40 (PDT)</w:t>
         </w:r>
       </w:ins>
     </w:p>
@@ -1484,13 +1484,338 @@
       </w:r>
     </w:p>
     <w:bookmarkEnd w:id="22"/>
-    <w:bookmarkStart w:id="24" w:name="choose-each-preposition-on-purpose"/>
+    <w:bookmarkStart w:id="23" w:name="give-a-technical-word-one-meaning"/>
     <w:p>
       <w:pPr>
         <w:pStyle w:val="Heading2"/>
       </w:pPr>
       <w:r>
-        <w:t xml:space="preserve">4 Choose each preposition on purpose</w:t>
+        <w:t xml:space="preserve">4 Give a technical word one meaning</w:t>
+      </w:r>
+    </w:p>
+    <w:p>
+      <w:pPr>
+        <w:pStyle w:val="FirstParagraph"/>
+      </w:pPr>
+      <w:r>
+        <w:t xml:space="preserve">A word that names a technical concept keeps that one meaning on every page.</w:t>
+      </w:r>
+      <w:r>
+        <w:t xml:space="preserve"> </w:t>
+      </w:r>
+      <w:r>
+        <w:t xml:space="preserve">Two fields often use the same word for different concepts.</w:t>
+      </w:r>
+      <w:r>
+        <w:t xml:space="preserve"> </w:t>
+      </w:r>
+      <w:r>
+        <w:t xml:space="preserve">When a reader meets the word in its second sense,</w:t>
+      </w:r>
+      <w:r>
+        <w:t xml:space="preserve"> </w:t>
+      </w:r>
+      <w:r>
+        <w:t xml:space="preserve">they must stop and work out which concept the sentence means.</w:t>
+      </w:r>
+    </w:p>
+    <w:p>
+      <w:pPr>
+        <w:pStyle w:val="BodyText"/>
+      </w:pPr>
+      <w:r>
+        <w:t xml:space="preserve">Pick the word’s established meaning in the course sequence,</w:t>
+      </w:r>
+      <w:r>
+        <w:t xml:space="preserve"> </w:t>
+      </w:r>
+      <w:r>
+        <w:t xml:space="preserve">and name the other concept with a different phrase.</w:t>
+      </w:r>
+      <w:r>
+        <w:t xml:space="preserve"> </w:t>
+      </w:r>
+      <w:r>
+        <w:t xml:space="preserve">If the other field’s word is still useful,</w:t>
+      </w:r>
+      <w:r>
+        <w:t xml:space="preserve"> </w:t>
+      </w:r>
+      <w:r>
+        <w:t xml:space="preserve">list it as a labeled alias in the definition of the concept it names.</w:t>
+      </w:r>
+    </w:p>
+    <w:p>
+      <w:pPr>
+        <w:pStyle w:val="BodyText"/>
+      </w:pPr>
+      <w:r>
+        <w:t xml:space="preserve">For example,</w:t>
+      </w:r>
+      <w:r>
+        <w:t xml:space="preserve"> </w:t>
+      </w:r>
+      <w:r>
+        <w:rPr>
+          <w:i/>
+          <w:iCs/>
+        </w:rPr>
+        <w:t xml:space="preserve">hypothesis</w:t>
+      </w:r>
+      <w:r>
+        <w:t xml:space="preserve"> </w:t>
+      </w:r>
+      <w:r>
+        <w:t xml:space="preserve">means a statistical hypothesis:</w:t>
+      </w:r>
+      <w:r>
+        <w:t xml:space="preserve"> </w:t>
+      </w:r>
+      <w:r>
+        <w:t xml:space="preserve">a claim about a population, such as a null hypothesis that a test examines.</w:t>
+      </w:r>
+      <w:r>
+        <w:t xml:space="preserve"> </w:t>
+      </w:r>
+      <w:r>
+        <w:t xml:space="preserve">In machine learning,</w:t>
+      </w:r>
+      <w:r>
+        <w:t xml:space="preserve"> </w:t>
+      </w:r>
+      <w:r>
+        <w:rPr>
+          <w:i/>
+          <w:iCs/>
+        </w:rPr>
+        <w:t xml:space="preserve">hypothesis</w:t>
+      </w:r>
+      <w:r>
+        <w:t xml:space="preserve"> </w:t>
+      </w:r>
+      <w:r>
+        <w:t xml:space="preserve">also names a candidate prediction function.</w:t>
+      </w:r>
+    </w:p>
+    <w:p>
+      <w:pPr>
+        <w:pStyle w:val="BlockText"/>
+      </w:pPr>
+      <w:r>
+        <w:t xml:space="preserve">❌ The learner picks one hypothesis from the hypothesis set.</w:t>
+      </w:r>
+    </w:p>
+    <w:p>
+      <w:pPr>
+        <w:pStyle w:val="BlockText"/>
+      </w:pPr>
+      <w:r>
+        <w:t xml:space="preserve">✅ The learner picks one function from the prediction function family.</w:t>
+      </w:r>
+    </w:p>
+    <w:p>
+      <w:pPr>
+        <w:pStyle w:val="FirstParagraph"/>
+      </w:pPr>
+      <w:r>
+        <w:t xml:space="preserve">The definition of the prediction function family can then say</w:t>
+      </w:r>
+      <w:r>
+        <w:t xml:space="preserve"> </w:t>
+      </w:r>
+      <w:r>
+        <w:t xml:space="preserve">that machine-learning texts call it a</w:t>
+      </w:r>
+      <w:r>
+        <w:t xml:space="preserve"> </w:t>
+      </w:r>
+      <w:r>
+        <w:rPr>
+          <w:i/>
+          <w:iCs/>
+        </w:rPr>
+        <w:t xml:space="preserve">hypothesis class</w:t>
+      </w:r>
+      <w:r>
+        <w:t xml:space="preserve"> </w:t>
+      </w:r>
+      <w:r>
+        <w:t xml:space="preserve">or</w:t>
+      </w:r>
+      <w:r>
+        <w:t xml:space="preserve"> </w:t>
+      </w:r>
+      <w:r>
+        <w:rPr>
+          <w:i/>
+          <w:iCs/>
+        </w:rPr>
+        <w:t xml:space="preserve">hypothesis space</w:t>
+      </w:r>
+      <w:r>
+        <w:t xml:space="preserve">.</w:t>
+      </w:r>
+    </w:p>
+    <w:bookmarkEnd w:id="23"/>
+    <w:bookmarkStart w:id="25" w:name="write-the-full-phrase"/>
+    <w:p>
+      <w:pPr>
+        <w:pStyle w:val="Heading2"/>
+      </w:pPr>
+      <w:r>
+        <w:t xml:space="preserve">5 Write the full phrase</w:t>
+      </w:r>
+    </w:p>
+    <w:p>
+      <w:pPr>
+        <w:pStyle w:val="FirstParagraph"/>
+      </w:pPr>
+      <w:r>
+        <w:t xml:space="preserve">Do not leave out words the phrase needs to be complete.</w:t>
+      </w:r>
+      <w:r>
+        <w:t xml:space="preserve"> </w:t>
+      </w:r>
+      <w:r>
+        <w:t xml:space="preserve">A clipped phrase such as</w:t>
+      </w:r>
+      <w:r>
+        <w:t xml:space="preserve"> </w:t>
+      </w:r>
+      <w:r>
+        <w:t xml:space="preserve">“the true mean function”</w:t>
+      </w:r>
+      <w:r>
+        <w:t xml:space="preserve"> </w:t>
+      </w:r>
+      <w:r>
+        <w:t xml:space="preserve">asks the reader to supply the missing words,</w:t>
+      </w:r>
+      <w:r>
+        <w:t xml:space="preserve"> </w:t>
+      </w:r>
+      <w:r>
+        <w:t xml:space="preserve">and the reader may supply different ones than you meant.</w:t>
+      </w:r>
+      <w:r>
+        <w:t xml:space="preserve"> </w:t>
+      </w:r>
+      <w:r>
+        <w:t xml:space="preserve">Readers who are learning English, and readers who read literally, cannot always recover them.</w:t>
+      </w:r>
+      <w:r>
+        <w:t xml:space="preserve"> </w:t>
+      </w:r>
+      <w:r>
+        <w:t xml:space="preserve">Name what the object is a function of, and what it is conditional on.</w:t>
+      </w:r>
+    </w:p>
+    <w:p>
+      <w:pPr>
+        <w:pStyle w:val="BodyText"/>
+      </w:pPr>
+      <w:r>
+        <w:t xml:space="preserve">The same rule applies to symbols.</w:t>
+      </w:r>
+      <w:r>
+        <w:t xml:space="preserve"> </w:t>
+      </w:r>
+      <w:r>
+        <w:t xml:space="preserve">Write a function with its argument, such as</w:t>
+      </w:r>
+      <w:r>
+        <w:t xml:space="preserve"> </w:t>
+      </w:r>
+      <w:r>
+        <w:t xml:space="preserve">$\truemeanf{\predvar}$</w:t>
+      </w:r>
+      <w:r>
+        <w:t xml:space="preserve">, not the bare function name,</w:t>
+      </w:r>
+      <w:r>
+        <w:t xml:space="preserve"> </w:t>
+      </w:r>
+      <w:r>
+        <w:t xml:space="preserve">unless the sentence is about the function as a whole and the page has said so.</w:t>
+      </w:r>
+      <w:r>
+        <w:t xml:space="preserve"> </w:t>
+      </w:r>
+      <w:r>
+        <w:t xml:space="preserve">A symbol in a sentence should look like the same symbol in the display equation it refers to.</w:t>
+      </w:r>
+    </w:p>
+    <w:bookmarkStart w:id="24" w:name="exm-full-phrase"/>
+    <w:p>
+      <w:pPr>
+        <w:pStyle w:val="BodyText"/>
+      </w:pPr>
+      <w:r>
+        <w:rPr>
+          <w:b/>
+          <w:bCs/>
+        </w:rPr>
+        <w:t xml:space="preserve">Example 1 (Writing the full phrase and the argument)</w:t>
+      </w:r>
+      <w:r>
+        <w:t xml:space="preserve"> </w:t>
+      </w:r>
+      <w:r>
+        <w:t xml:space="preserve">The display equation is</w:t>
+      </w:r>
+      <w:r>
+        <w:t xml:space="preserve"> </w:t>
+      </w:r>
+      <w:r>
+        <w:t xml:space="preserve">$\Outvar = \truemeanf{\predvar} + \noise$</w:t>
+      </w:r>
+      <w:r>
+        <w:t xml:space="preserve">.</w:t>
+      </w:r>
+    </w:p>
+    <w:p>
+      <w:pPr>
+        <w:pStyle w:val="BlockText"/>
+      </w:pPr>
+      <w:r>
+        <w:t xml:space="preserve">❌ The outcome variable is the true mean function plus noise.</w:t>
+      </w:r>
+    </w:p>
+    <w:p>
+      <w:pPr>
+        <w:pStyle w:val="BlockText"/>
+      </w:pPr>
+      <w:r>
+        <w:t xml:space="preserve">✅ The outcome variable is the true mean function of the outcome variable given the input value</w:t>
+      </w:r>
+      <w:r>
+        <w:t xml:space="preserve"> </w:t>
+      </w:r>
+      <w:r>
+        <w:t xml:space="preserve">$\predvar$</w:t>
+      </w:r>
+      <w:r>
+        <w:t xml:space="preserve">, namely</w:t>
+      </w:r>
+      <w:r>
+        <w:t xml:space="preserve"> </w:t>
+      </w:r>
+      <w:r>
+        <w:t xml:space="preserve">$\truemeanf{\predvar}$</w:t>
+      </w:r>
+      <w:r>
+        <w:t xml:space="preserve">, plus noise.</w:t>
+      </w:r>
+    </w:p>
+    <w:bookmarkEnd w:id="24"/>
+    <w:bookmarkEnd w:id="25"/>
+    <w:bookmarkStart w:id="27" w:name="choose-each-preposition-on-purpose"/>
+    <w:p>
+      <w:pPr>
+        <w:pStyle w:val="Heading2"/>
+      </w:pPr>
+      <w:r>
+        <w:t xml:space="preserve">6 Choose each preposition on purpose</w:t>
       </w:r>
     </w:p>
     <w:p>
@@ -1609,7 +1934,7 @@
         <w:t xml:space="preserve">If you cannot answer in one phrase, replace it with a verb that names the relationship.</w:t>
       </w:r>
     </w:p>
-    <w:bookmarkStart w:id="23" w:name="exm-prepositions"/>
+    <w:bookmarkStart w:id="26" w:name="exm-prepositions"/>
     <w:p>
       <w:pPr>
         <w:pStyle w:val="BodyText"/>
@@ -1619,7 +1944,7 @@
           <w:b/>
           <w:bCs/>
         </w:rPr>
-        <w:t xml:space="preserve">Example 1 (Naming the relationship)</w:t>
+        <w:t xml:space="preserve">Example 2 (Naming the relationship)</w:t>
       </w:r>
       <w:r>
         <w:t xml:space="preserve"> </w:t>
@@ -1752,7 +2077,7 @@
         <w:t xml:space="preserve">the training set is the source of the estimates.</w:t>
       </w:r>
     </w:p>
-    <w:bookmarkEnd w:id="23"/>
+    <w:bookmarkEnd w:id="26"/>
     <w:p>
       <w:pPr>
         <w:pStyle w:val="BodyText"/>
@@ -1799,14 +2124,14 @@
         <w:t xml:space="preserve">for the agent of a passive verb.</w:t>
       </w:r>
     </w:p>
-    <w:bookmarkEnd w:id="24"/>
-    <w:bookmarkStart w:id="27" w:name="minimize-unnecessary-jargon"/>
+    <w:bookmarkEnd w:id="27"/>
+    <w:bookmarkStart w:id="30" w:name="minimize-unnecessary-jargon"/>
     <w:p>
       <w:pPr>
         <w:pStyle w:val="Heading2"/>
       </w:pPr>
       <w:r>
-        <w:t xml:space="preserve">5 Minimize unnecessary jargon</w:t>
+        <w:t xml:space="preserve">7 Minimize unnecessary jargon</w:t>
       </w:r>
     </w:p>
     <w:p>
@@ -1911,7 +2236,7 @@
       <w:r>
         <w:t xml:space="preserve"> </w:t>
       </w:r>
-      <w:hyperlink r:id="rId25">
+      <w:hyperlink r:id="rId28">
         <w:r>
           <w:rPr>
             <w:rStyle w:val="Hyperlink"/>
@@ -1923,7 +2248,7 @@
         <w:t xml:space="preserve">).</w:t>
       </w:r>
     </w:p>
-    <w:bookmarkStart w:id="26" w:name="exm-jargon"/>
+    <w:bookmarkStart w:id="29" w:name="exm-jargon"/>
     <w:p>
       <w:pPr>
         <w:pStyle w:val="BodyText"/>
@@ -1933,7 +2258,7 @@
           <w:b/>
           <w:bCs/>
         </w:rPr>
-        <w:t xml:space="preserve">Example 2 (Replacing unnecessary jargon)</w:t>
+        <w:t xml:space="preserve">Example 3 (Replacing unnecessary jargon)</w:t>
       </w:r>
       <w:r>
         <w:t xml:space="preserve"> </w:t>
@@ -1972,7 +2297,7 @@
         <w:t xml:space="preserve">and it states what was actually done.</w:t>
       </w:r>
     </w:p>
-    <w:bookmarkEnd w:id="26"/>
+    <w:bookmarkEnd w:id="29"/>
     <w:p>
       <w:pPr>
         <w:pStyle w:val="BodyText"/>
@@ -2011,7 +2336,7 @@
         <w:t xml:space="preserve">define it clearly at first use.</w:t>
       </w:r>
     </w:p>
-    <w:bookmarkEnd w:id="27"/>
+    <w:bookmarkEnd w:id="30"/>
     <w:sectPr>
       <w:footnotePr>
         <w:numRestart w:val="eachSect"/>
